--- a/manuscript/manuscript_narrative/original_layout/Galaxy_agents_original_layout_manuscript.docx
+++ b/manuscript/manuscript_narrative/original_layout/Galaxy_agents_original_layout_manuscript.docx
@@ -85,7 +85,7 @@
           <w:sz w:val="20"/>
           <w:szCs w:val="20"/>
         </w:rPr>
-        <w:t xml:space="preserve">Word counts: abstract 69; main text 965; figure legends 300; main-text references 224 (11 references); total 1558. Methods 2210 (4 further references). Display items: 2 figures. Supplementary Information: 11 Supplementary Figures, 6 Supplementary Tables and 3 Supplementary Notes; Supplementary Data 1 and 2; Source Data for Figs. 1 and 2.</w:t>
+        <w:t xml:space="preserve">Word counts: abstract 69; main text 1005; figure legends 298; main-text references 224 (11 references); total 1596. Methods 2383 (5 further references). Display items: 2 figures. Supplementary Information: 11 Supplementary Figures, 6 Supplementary Tables and 3 Supplementary Notes; Supplementary Data 1 and 2; Source Data for Figs. 1 and 2.</w:t>
       </w:r>
     </w:p>
     <w:p>
@@ -115,7 +115,7 @@
         <w:rPr>
           <w:rFonts w:ascii="Arial" w:cs="Arial" w:eastAsia="Arial" w:hAnsi="Arial"/>
         </w:rPr>
-        <w:t xml:space="preserve">Benchmarks of artificial intelligence (AI) agents in computational biology test agents that write their own code. We connected agents to the Galaxy workbench through a Model Context Protocol server and compared them with agents writing custom code on 160 tasks from three benchmarks with four models. Accuracy was similar, Galaxy recorded every tool, parameter and dataset, and agent traces guided interface changes that more than halved Galaxy's token use.</w:t>
+        <w:t xml:space="preserve">Artificial intelligence (AI) agents can perform bioinformatics analyses, but benchmarks test only agents that write their own code. To address this gap, we connected agents to the Galaxy workbench and compared them with agents writing custom code on 160 tasks from three benchmarks with four models. Accuracy was similar, Galaxy recorded every tool, parameter and dataset, and agent traces guided interface improvements that more than halved Galaxy's token use.</w:t>
       </w:r>
     </w:p>
     <w:p>
@@ -157,7 +157,7 @@
         <w:rPr>
           <w:rFonts w:ascii="Arial" w:cs="Arial" w:eastAsia="Arial" w:hAnsi="Arial"/>
         </w:rPr>
-        <w:t xml:space="preserve">. These benchmarks evaluate agents as programmers: each agent writes and runs its own code. Scientific workbenches such as Galaxy</w:t>
+        <w:t xml:space="preserve">. These benchmarks evaluate agents as programmers: each agent writes and runs its own code. However, custom code often lacks a structured record of the software versions and parameters used, which makes analyses difficult to review and reproduce</w:t>
       </w:r>
       <w:r>
         <w:rPr>
@@ -170,20 +170,33 @@
         <w:rPr>
           <w:rFonts w:ascii="Arial" w:cs="Arial" w:eastAsia="Arial" w:hAnsi="Arial"/>
         </w:rPr>
-        <w:t xml:space="preserve"> are a widely used alternative for people. They provide versioned tools, managed compute and histories that record the parameters, inputs and outputs of every step and can be shared, turned into workflows and rerun</w:t>
+        <w:t xml:space="preserve">. Scientific workbenches such as Galaxy</w:t>
       </w:r>
       <w:r>
         <w:rPr>
           <w:rFonts w:ascii="Arial" w:cs="Arial" w:eastAsia="Arial" w:hAnsi="Arial"/>
           <w:vertAlign w:val="superscript"/>
         </w:rPr>
-        <w:t xml:space="preserve">9–11</w:t>
-      </w:r>
-      <w:r>
-        <w:rPr>
-          <w:rFonts w:ascii="Arial" w:cs="Arial" w:eastAsia="Arial" w:hAnsi="Arial"/>
-        </w:rPr>
-        <w:t xml:space="preserve">. Whether agents can work through a workbench to complete bioinformatics tasks as accurately as they write code has not been tested.</w:t>
+        <w:t xml:space="preserve">9,10</w:t>
+      </w:r>
+      <w:r>
+        <w:rPr>
+          <w:rFonts w:ascii="Arial" w:cs="Arial" w:eastAsia="Arial" w:hAnsi="Arial"/>
+        </w:rPr>
+        <w:t xml:space="preserve"> address this problem for scientists by providing versioned tools, managed compute and histories that record the inputs, parameters and outputs of every step and can be shared, turned into workflows and rerun</w:t>
+      </w:r>
+      <w:r>
+        <w:rPr>
+          <w:rFonts w:ascii="Arial" w:cs="Arial" w:eastAsia="Arial" w:hAnsi="Arial"/>
+          <w:vertAlign w:val="superscript"/>
+        </w:rPr>
+        <w:t xml:space="preserve">11</w:t>
+      </w:r>
+      <w:r>
+        <w:rPr>
+          <w:rFonts w:ascii="Arial" w:cs="Arial" w:eastAsia="Arial" w:hAnsi="Arial"/>
+        </w:rPr>
+        <w:t xml:space="preserve">. Whether agents can use a workbench to complete bioinformatics tasks as accurately as they write code has not been tested.</w:t>
       </w:r>
     </w:p>
     <w:p>
@@ -195,7 +208,7 @@
         <w:rPr>
           <w:rFonts w:ascii="Arial" w:cs="Arial" w:eastAsia="Arial" w:hAnsi="Arial"/>
         </w:rPr>
-        <w:t xml:space="preserve">Here we connect agents to Galaxy through a Model Context Protocol (MCP) server and compare them with agents writing custom code (Fig. 1a). The server gives agents tool search, parameter descriptions, history inspection, job submission and monitoring, and user-defined tools (UDTs) for operations that no installed tool covers. In the Galaxy condition, the prompt required all scientific computation to run as Galaxy jobs on usegalaxy.org; in the custom-code condition, which served as the baseline, the agent installed software and wrote its own code. Four model configurations in the Codex agent harness attempted each of 160 tasks three times per condition (3,840 runs): 50 from BixBench-Verified-50</w:t>
+        <w:t xml:space="preserve">To address this gap, we connected AI agents to Galaxy through Model Context Protocol (MCP) servers and compared them with agents writing custom code (Fig. 1a). The MCP servers give agents access to Galaxy's main capabilities: tool search, parameter descriptions, history inspection, job submission and monitoring, and user-defined tools (UDTs) for operations that no installed tool covers. In the Galaxy condition, all scientific computation had to run as Galaxy jobs on usegalaxy.org; in the custom-code condition, which served as the baseline, the agent installed software and wrote its own code. Four model configurations in the Codex agent harness attempted each of 160 tasks three times per condition, for 3,840 runs: 50 tasks from BixBench-Verified-50</w:t>
       </w:r>
       <w:r>
         <w:rPr>
@@ -221,7 +234,7 @@
         <w:rPr>
           <w:rFonts w:ascii="Arial" w:cs="Arial" w:eastAsia="Arial" w:hAnsi="Arial"/>
         </w:rPr>
-        <w:t xml:space="preserve"> and 10 derived from workflows of the Intergalactic Workflow Commission (IWC; https://github.com/galaxyproject/iwc). Because the IWC-derived tasks are native to Galaxy and could favour it, we report them separately.</w:t>
+        <w:t xml:space="preserve"> and 10 derived from workflows of the Intergalactic Workflow Commission (IWC; https://github.com/galaxyproject/iwc). Because the IWC-derived tasks come from Galaxy workflows and could favour Galaxy, we report them separately.</w:t>
       </w:r>
     </w:p>
     <w:p>
@@ -233,7 +246,7 @@
         <w:rPr>
           <w:rFonts w:ascii="Arial" w:cs="Arial" w:eastAsia="Arial" w:hAnsi="Arial"/>
         </w:rPr>
-        <w:t xml:space="preserve">Accuracy was similar in the two conditions on the platform-neutral benchmarks (Fig. 1b,c). On BixBench-Verified-50, 87.2% of custom-code runs and 87.7% of Galaxy runs were accepted (difference +0.5 percentage points; 95% confidence interval (CI) −3.9 to 4.8). On CompBioBench, 86.7% and 87.0% of runs agreed with the answer key (+0.3; 95% CI −1.8 to 2.5). The 90% CIs of both differences (−3.1 to 4.1 and −1.5 to 2.2) lay within ±5 percentage points, a margin set after the analysis (Methods). No per-model difference was significant after Holm adjustment (smallest adjusted </w:t>
+        <w:t xml:space="preserve">Agents were similarly accurate in the two conditions on the two platform-neutral benchmarks. On BixBench-Verified-50, 87.2% of custom-code runs and 87.7% of Galaxy runs were accepted (Fig. 1b), a difference of +0.5 percentage points (95% confidence interval (CI) −3.9 to 4.8). On CompBioBench, 86.7% and 87.0% of runs agreed with the answer key (Fig. 1c; +0.3; 95% CI −1.8 to 2.5). For both benchmarks, the 90% CI of the difference lay within ±5 percentage points, a margin set after the analysis (Methods). No per-model difference was significant after Holm adjustment (smallest adjusted </w:t>
       </w:r>
       <w:r>
         <w:rPr>
@@ -247,7 +260,7 @@
         <w:rPr>
           <w:rFonts w:ascii="Arial" w:cs="Arial" w:eastAsia="Arial" w:hAnsi="Arial"/>
         </w:rPr>
-        <w:t xml:space="preserve"> = 0.19), but per-model estimates were imprecise: 4 of the 8 per-model intervals on these benchmarks extended beyond ±5 points (Supplementary Fig. 1). The pooled estimates stayed within one point of zero after removing BixBench-Verified-50 tasks with audited benchmark-side problems, questionable CompBioBench campaigns, runs that reached a source of benchmark answers or Galaxy runs that computed their answer outside Galaxy (Supplementary Figs. 2 and 3 and Methods). On the IWC-derived tasks, mean output agreement was 0.95 with custom code and 0.99 with Galaxy (+0.036; 95% CI 0.006 to 0.073; exact paired </w:t>
+        <w:t xml:space="preserve"> = 0.19), although 4 of the 8 per-model intervals extended beyond ±5 points (Supplementary Fig. 1). The pooled differences stayed within one point of zero after we removed tasks with audited benchmark-side problems, questionable CompBioBench campaigns, runs exposed to benchmark answers or Galaxy runs that computed outside Galaxy (Supplementary Figs. 2 and 3). On the IWC-derived tasks, mean output agreement was 0.95 with custom code and 0.99 with Galaxy (+0.036; 95% CI 0.006 to 0.073; exact paired </w:t>
       </w:r>
       <w:r>
         <w:rPr>
@@ -261,7 +274,7 @@
         <w:rPr>
           <w:rFonts w:ascii="Arial" w:cs="Arial" w:eastAsia="Arial" w:hAnsi="Arial"/>
         </w:rPr>
-        <w:t xml:space="preserve"> = 0.055), mostly because of three tasks with a zero-scored run (Fig. 1d).</w:t>
+        <w:t xml:space="preserve"> = 0.055), and three tasks with a zero-scored run accounted for most of this difference (Fig. 1d).</w:t>
       </w:r>
     </w:p>
     <w:p>
@@ -273,7 +286,7 @@
         <w:rPr>
           <w:rFonts w:ascii="Arial" w:cs="Arial" w:eastAsia="Arial" w:hAnsi="Arial"/>
         </w:rPr>
-        <w:t xml:space="preserve">Incorrect answers rarely came from Galaxy itself. An audit of the execution traces of all 151 incorrect BixBench-Verified-50 runs in both conditions attributed 3 to Galaxy, 107 (71%) to an under-specified task or reference answer or to the scorer, and 37 to the agent; 4 runs submitted no answer (Fig. 2a). The two main causes were linked: in 74 of the 94 runs with an under-specified task or reference answer, the agent also did not validate its answer. Under-specification was systematic: 85 of the 94 runs were in replicate groups in which all three runs were wrong. Missing validation, the main agent-side cause, was more random: 16 of its 32 cases occurred in groups whose other two replicates were correct. At least one replicate was correct in 85–94% of replicate groups, yet a majority vote added at most 2.3 points (Supplementary Fig. 4 and Supplementary Table 1), so a validation step that selects a correct replicate could recover more than voting.</w:t>
+        <w:t xml:space="preserve">Next, we asked why runs failed. An audit of the execution traces of all 151 incorrect BixBench-Verified-50 runs found that Galaxy itself caused 3 failures (Fig. 2a). Most failures, 107 (71%), came from the benchmark: an under-specified task or reference answer (94) or a scorer that rejected a valid answer (13). The agent caused 37, and 4 runs submitted no answer. The two main causes were linked, because in 74 of the 94 under-specified runs the agent also did not validate its answer. Under-specification was systematic: 85 of the 94 runs were in replicate groups in which all three runs were wrong. In contrast, missing validation, the main agent-side cause, was largely random: 16 of its 32 cases occurred in groups whose other two replicates were correct. Notably, at least one replicate was correct in 85–94% of replicate groups, yet a majority vote added at most 2.3 points (Supplementary Fig. 4 and Supplementary Table 1). Thus, a validation step that selects a correct replicate could recover more errors than voting.</w:t>
       </w:r>
     </w:p>
     <w:p>
@@ -285,7 +298,7 @@
         <w:rPr>
           <w:rFonts w:ascii="Arial" w:cs="Arial" w:eastAsia="Arial" w:hAnsi="Arial"/>
         </w:rPr>
-        <w:t xml:space="preserve">Galaxy runs also left a structured record of each analysis (Fig. 2b and Supplementary Fig. 5). All 37,498 analysis steps in Galaxy runs recorded the tool and its version, parameters and output datasets, and the Galaxy history was retrieved for 1,871 of 1,908 runs. Custom-code runs retained the 55,380 commands that they ran but no structured record of software versions, parameters or outputs. Working through Galaxy had a cost: Galaxy used 4.2, 2.7 and 0.92 times the tokens of custom code on BixBench-Verified-50, CompBioBench and the IWC-derived tasks (Supplementary Table 2 and Supplementary Fig. 6). In the first-round GPT-5.5 batch, Galaxy runs took 2.66 times as many steps as custom-code runs, each rereading 2.2 times as much context (Methods). Treating the agents as virtual users, we changed the interface to reduce these overheads and reran BixBench-Verified-50 (Fig. 2c). Combining job submission, waiting and checking in one MCP call, among other changes, reduced Galaxy tokens by 55.2% (95% CI 44.9–62.8%) with GPT-5.5. Compact replies and longer waits between checks reduced them by a further 55.6% (46.4–63.0%) with GPT-5.6 Sol, to 1.53 times custom code, with 137 of 150 runs correct (136 before). Each round changed several features at once, so this was not a controlled ablation; the main runs used the second-round interface.</w:t>
+        <w:t xml:space="preserve">Galaxy also recorded each analysis in a structured form that can be audited (Fig. 2b and Supplementary Fig. 5). All 37,498 analysis steps in Galaxy runs recorded the tool and its version, the parameters and the output datasets, and the Galaxy history was retrieved for 1,871 of 1,908 runs. In contrast, custom-code runs retained the 55,380 commands that they ran but no structured record of software versions, parameters or outputs. This record came at a cost: across the main runs, Galaxy used 4.2, 2.7 and 0.92 times the tokens of custom code on BixBench-Verified-50, CompBioBench and the IWC-derived tasks (Supplementary Table 2 and Supplementary Fig. 6). Agent traces showed that, in the first-round GPT-5.5 batch, Galaxy runs took 2.66 times as many steps as custom-code runs, and each step reread 2.2 times as much context (Methods). Treating the agents as virtual users, we changed the interface to reduce these overheads and reran BixBench-Verified-50 (Fig. 2c). Combining job submission, waiting and checking into one MCP call, among other changes, reduced Galaxy tokens by 55.2% (95% CI 44.9–62.8%) with GPT-5.5. Compact replies and longer waits between checks reduced them by a further 55.6% (46.4–63.0%) with GPT-5.6 Sol, to 1.53 times custom code, while 137 of 150 runs remained correct (136 before). Thus, much of Galaxy's token cost came from its interface, and agent traces showed how to reduce it.</w:t>
       </w:r>
     </w:p>
     <w:p>
@@ -297,7 +310,7 @@
         <w:rPr>
           <w:rFonts w:ascii="Arial" w:cs="Arial" w:eastAsia="Arial" w:hAnsi="Arial"/>
         </w:rPr>
-        <w:t xml:space="preserve">These results show that, with the models and benchmarks tested, agents working through a computational workbench were about as accurate as agents writing their own code, and their analyses were recorded in a form that can be inspected and rerun. A workbench could also make it inexpensive to run several methods for one step or to validate results before reporting them, which could address the missing validation seen here; we did not test this. This study has limitations. First, it covers four model configurations and three benchmarks, and models change quickly. Second, prompts, time limits and runtime environments differed between conditions, so the conditions were compared as deployed (Supplementary Table 3). Third, the IWC comparison rests on ten Galaxy-derived tasks, and the cause audit covers BixBench-Verified-50 only. Beyond Galaxy, running agents on representative tasks, tracing their cost and failures to interface features, fixing those features and measuring again could become a routine way to find where scientific software is hard to use.</w:t>
+        <w:t xml:space="preserve">Together, these results show that AI agents can perform bioinformatics analyses through a computational workbench with accuracy similar to that of custom code, while leaving a record that people can inspect and rerun. Galaxy could also make rigor-improving practices inexpensive for agents, such as comparing several methods for one step or validating results before reporting them, but we did not test this here. This study has several limitations. First, it covers four model configurations and three benchmarks, and models change quickly. Second, prompts, time limits and runtime environments differed between conditions, so we compared the conditions as deployed (Supplementary Table 3). Third, the IWC comparison rests on ten Galaxy-derived tasks, the cause audit covers BixBench-Verified-50 only, and the interface rounds were not a controlled ablation. Future work will add a validation layer to the agent interface and test whether it improves accuracy. More broadly, agent traces could become a routine source of usability evidence for scientific software.</w:t>
       </w:r>
     </w:p>
     <w:p>
@@ -556,7 +569,7 @@
         <w:rPr>
           <w:rFonts w:ascii="Arial" w:cs="Arial" w:eastAsia="Arial" w:hAnsi="Arial"/>
         </w:rPr>
-        <w:t xml:space="preserve">Goecks, J., Nekrutenko, A., Taylor, J. &amp; The Galaxy Team. Galaxy: a comprehensive approach for supporting accessible, reproducible, and transparent computational research in the life sciences. </w:t>
+        <w:t xml:space="preserve">Sandve, G. K., Nekrutenko, A., Taylor, J. &amp; Hovig, E. Ten simple rules for reproducible computational research. </w:t>
       </w:r>
       <w:r>
         <w:rPr>
@@ -564,7 +577,7 @@
           <w:i/>
           <w:iCs/>
         </w:rPr>
-        <w:t xml:space="preserve">Genome Biol.</w:t>
+        <w:t xml:space="preserve">PLoS Comput. Biol.</w:t>
       </w:r>
       <w:r>
         <w:rPr>
@@ -578,13 +591,13 @@
           <w:b/>
           <w:bCs/>
         </w:rPr>
-        <w:t xml:space="preserve">11</w:t>
-      </w:r>
-      <w:r>
-        <w:rPr>
-          <w:rFonts w:ascii="Arial" w:cs="Arial" w:eastAsia="Arial" w:hAnsi="Arial"/>
-        </w:rPr>
-        <w:t xml:space="preserve">, R86 (2010).</w:t>
+        <w:t xml:space="preserve">9</w:t>
+      </w:r>
+      <w:r>
+        <w:rPr>
+          <w:rFonts w:ascii="Arial" w:cs="Arial" w:eastAsia="Arial" w:hAnsi="Arial"/>
+        </w:rPr>
+        <w:t xml:space="preserve">, e1003285 (2013).</w:t>
       </w:r>
     </w:p>
     <w:p>
@@ -605,7 +618,7 @@
         <w:rPr>
           <w:rFonts w:ascii="Arial" w:cs="Arial" w:eastAsia="Arial" w:hAnsi="Arial"/>
         </w:rPr>
-        <w:t xml:space="preserve">The Galaxy Community. The Galaxy platform for accessible, reproducible, and collaborative data analyses: 2024 update. </w:t>
+        <w:t xml:space="preserve">Grüning, B. et al. Practical computational reproducibility in the life sciences. </w:t>
       </w:r>
       <w:r>
         <w:rPr>
@@ -613,7 +626,7 @@
           <w:i/>
           <w:iCs/>
         </w:rPr>
-        <w:t xml:space="preserve">Nucleic Acids Res.</w:t>
+        <w:t xml:space="preserve">Cell Syst.</w:t>
       </w:r>
       <w:r>
         <w:rPr>
@@ -627,13 +640,13 @@
           <w:b/>
           <w:bCs/>
         </w:rPr>
-        <w:t xml:space="preserve">52</w:t>
-      </w:r>
-      <w:r>
-        <w:rPr>
-          <w:rFonts w:ascii="Arial" w:cs="Arial" w:eastAsia="Arial" w:hAnsi="Arial"/>
-        </w:rPr>
-        <w:t xml:space="preserve">, W83–W94 (2024).</w:t>
+        <w:t xml:space="preserve">6</w:t>
+      </w:r>
+      <w:r>
+        <w:rPr>
+          <w:rFonts w:ascii="Arial" w:cs="Arial" w:eastAsia="Arial" w:hAnsi="Arial"/>
+        </w:rPr>
+        <w:t xml:space="preserve">, 631–635 (2018).</w:t>
       </w:r>
     </w:p>
     <w:p>
@@ -654,7 +667,7 @@
         <w:rPr>
           <w:rFonts w:ascii="Arial" w:cs="Arial" w:eastAsia="Arial" w:hAnsi="Arial"/>
         </w:rPr>
-        <w:t xml:space="preserve">Sandve, G. K., Nekrutenko, A., Taylor, J. &amp; Hovig, E. Ten simple rules for reproducible computational research. </w:t>
+        <w:t xml:space="preserve">Goecks, J., Nekrutenko, A., Taylor, J. &amp; The Galaxy Team. Galaxy: a comprehensive approach for supporting accessible, reproducible, and transparent computational research in the life sciences. </w:t>
       </w:r>
       <w:r>
         <w:rPr>
@@ -662,7 +675,7 @@
           <w:i/>
           <w:iCs/>
         </w:rPr>
-        <w:t xml:space="preserve">PLoS Comput. Biol.</w:t>
+        <w:t xml:space="preserve">Genome Biol.</w:t>
       </w:r>
       <w:r>
         <w:rPr>
@@ -676,13 +689,13 @@
           <w:b/>
           <w:bCs/>
         </w:rPr>
-        <w:t xml:space="preserve">9</w:t>
-      </w:r>
-      <w:r>
-        <w:rPr>
-          <w:rFonts w:ascii="Arial" w:cs="Arial" w:eastAsia="Arial" w:hAnsi="Arial"/>
-        </w:rPr>
-        <w:t xml:space="preserve">, e1003285 (2013).</w:t>
+        <w:t xml:space="preserve">11</w:t>
+      </w:r>
+      <w:r>
+        <w:rPr>
+          <w:rFonts w:ascii="Arial" w:cs="Arial" w:eastAsia="Arial" w:hAnsi="Arial"/>
+        </w:rPr>
+        <w:t xml:space="preserve">, R86 (2010).</w:t>
       </w:r>
     </w:p>
     <w:p>
@@ -703,7 +716,7 @@
         <w:rPr>
           <w:rFonts w:ascii="Arial" w:cs="Arial" w:eastAsia="Arial" w:hAnsi="Arial"/>
         </w:rPr>
-        <w:t xml:space="preserve">Grüning, B. et al. Practical computational reproducibility in the life sciences. </w:t>
+        <w:t xml:space="preserve">The Galaxy Community. The Galaxy platform for accessible, reproducible, and collaborative data analyses: 2024 update. </w:t>
       </w:r>
       <w:r>
         <w:rPr>
@@ -711,7 +724,7 @@
           <w:i/>
           <w:iCs/>
         </w:rPr>
-        <w:t xml:space="preserve">Cell Syst.</w:t>
+        <w:t xml:space="preserve">Nucleic Acids Res.</w:t>
       </w:r>
       <w:r>
         <w:rPr>
@@ -725,13 +738,13 @@
           <w:b/>
           <w:bCs/>
         </w:rPr>
-        <w:t xml:space="preserve">6</w:t>
-      </w:r>
-      <w:r>
-        <w:rPr>
-          <w:rFonts w:ascii="Arial" w:cs="Arial" w:eastAsia="Arial" w:hAnsi="Arial"/>
-        </w:rPr>
-        <w:t xml:space="preserve">, 631–635 (2018).</w:t>
+        <w:t xml:space="preserve">52</w:t>
+      </w:r>
+      <w:r>
+        <w:rPr>
+          <w:rFonts w:ascii="Arial" w:cs="Arial" w:eastAsia="Arial" w:hAnsi="Arial"/>
+        </w:rPr>
+        <w:t xml:space="preserve">, W83–W94 (2024).</w:t>
       </w:r>
     </w:p>
     <w:p>
@@ -824,7 +837,7 @@
         <w:rPr>
           <w:rFonts w:ascii="Arial" w:cs="Arial" w:eastAsia="Arial" w:hAnsi="Arial"/>
         </w:rPr>
-        <w:t xml:space="preserve">We evaluated agents on 160 tasks from three benchmarks (Supplementary Table 3). BixBench-Verified-50 is a curated subset of 50 questions from 33 data capsules of BixBench</w:t>
+        <w:t xml:space="preserve">We evaluated agents on 160 tasks from three benchmarks that each require a complete bioinformatics analysis (Supplementary Table 3). BixBench-Verified-50 is a curated subset of 50 questions from 33 data capsules of BixBench</w:t>
       </w:r>
       <w:r>
         <w:rPr>
@@ -875,7 +888,7 @@
         <w:rPr>
           <w:rFonts w:ascii="Arial" w:cs="Arial" w:eastAsia="Arial" w:hAnsi="Arial"/>
         </w:rPr>
-        <w:t xml:space="preserve">In the Galaxy condition, agents worked through an MCP server (https://modelcontextprotocol.io) that exposes Galaxy operations as agent tools: searching installed tools, retrieving a tool's parameter descriptions, inspecting histories and datasets, submitting jobs and waiting for them, and defining and running UDTs, which run agent-written code as Galaxy jobs in a declared container. Analyses ran on usegalaxy.org (Galaxy 26.1.2.dev0) with tools from the Galaxy ToolShed</w:t>
+        <w:t xml:space="preserve">In the Galaxy condition, agents worked through MCP servers (https://modelcontextprotocol.io) that we wrote as Python wrappers around the Galaxy application programming interface (API). For each run, the servers were launched locally inside the run's Docker container, communicated with the agent over standard input and output (stdio) and were configured through the run's Codex configuration file (config.toml). They called the API of usegalaxy.org (Galaxy 26.1.2.dev0) with an API key, through BioBlend</w:t>
       </w:r>
       <w:r>
         <w:rPr>
@@ -883,6 +896,19 @@
           <w:vertAlign w:val="superscript"/>
         </w:rPr>
         <w:t xml:space="preserve">12</w:t>
+      </w:r>
+      <w:r>
+        <w:rPr>
+          <w:rFonts w:ascii="Arial" w:cs="Arial" w:eastAsia="Arial" w:hAnsi="Arial"/>
+        </w:rPr>
+        <w:t xml:space="preserve"> and REST requests, and exposed Galaxy operations as agent tools: searching installed tools, retrieving a tool's parameter descriptions, inspecting histories and datasets, submitting jobs and waiting for them, and defining and running UDTs, which run agent-written code as Galaxy jobs in a declared container. Some runs also called the Galaxy API directly through BioBlend or REST instead of the MCP tools (Supplementary Note 1). Analyses used tools from the Galaxy ToolShed</w:t>
+      </w:r>
+      <w:r>
+        <w:rPr>
+          <w:rFonts w:ascii="Arial" w:cs="Arial" w:eastAsia="Arial" w:hAnsi="Arial"/>
+          <w:vertAlign w:val="superscript"/>
+        </w:rPr>
+        <w:t xml:space="preserve">13</w:t>
       </w:r>
       <w:r>
         <w:rPr>
@@ -896,7 +922,7 @@
           <w:highlight w:val="yellow"/>
           <w:highlightCs w:val="yellow"/>
         </w:rPr>
-        <w:t xml:space="preserve">[Authors: repository URL, version and licence of the Galaxy MCP server and agent skills]</w:t>
+        <w:t xml:space="preserve">[Authors: repository URL, version and licence of the Galaxy MCP servers and agent skills]</w:t>
       </w:r>
       <w:r>
         <w:rPr>
@@ -927,7 +953,7 @@
         <w:rPr>
           <w:rFonts w:ascii="Arial" w:cs="Arial" w:eastAsia="Arial" w:hAnsi="Arial"/>
         </w:rPr>
-        <w:t xml:space="preserve">Four model configurations ran in the Codex agent harness: GPT-5.5, GPT-5.6 Sol and DeepSeek V4 Pro at high reasoning effort, and GPT-5.6 Luna at maximum reasoning effort. The GPT models used the fast service tier, and DeepSeek V4 Pro was served through the DeepSeek API as a Codex model provider. Settings were identical in the two conditions for each model. </w:t>
+        <w:t xml:space="preserve">We ran four model configurations in the Codex agent harness: GPT-5.5, GPT-5.6 Sol and DeepSeek V4 Pro at high reasoning effort, and GPT-5.6 Luna at maximum reasoning effort. The GPT models used the fast service tier, and DeepSeek V4 Pro was served through the DeepSeek API as a Codex model provider. Settings were identical in the two conditions for each model. The main runs used the Codex command-line interface (CLI) version 0.146.0: the BixBench-Verified-50 runs of GPT-5.6 Sol, GPT-5.6 Luna and DeepSeek V4 Pro, and all CompBioBench and IWC-derived runs </w:t>
       </w:r>
       <w:r>
         <w:rPr>
@@ -935,7 +961,21 @@
           <w:highlight w:val="yellow"/>
           <w:highlightCs w:val="yellow"/>
         </w:rPr>
-        <w:t xml:space="preserve">[Authors: Codex version(s) of the main runs and the reason for maximum effort on GPT-5.6 Luna]</w:t>
+        <w:t xml:space="preserve">[Authors: Codex CLI version of the BixBench-Verified-50 GPT-5.5 runs]</w:t>
+      </w:r>
+      <w:r>
+        <w:rPr>
+          <w:rFonts w:ascii="Arial" w:cs="Arial" w:eastAsia="Arial" w:hAnsi="Arial"/>
+        </w:rPr>
+        <w:t xml:space="preserve">. The third-round interface runs used version 0.156.0 (Token accounting and interface rounds). </w:t>
+      </w:r>
+      <w:r>
+        <w:rPr>
+          <w:rFonts w:ascii="Arial" w:cs="Arial" w:eastAsia="Arial" w:hAnsi="Arial"/>
+          <w:highlight w:val="yellow"/>
+          <w:highlightCs w:val="yellow"/>
+        </w:rPr>
+        <w:t xml:space="preserve">[Authors: reason for maximum reasoning effort on GPT-5.6 Luna]</w:t>
       </w:r>
       <w:r>
         <w:rPr>
@@ -966,7 +1006,7 @@
         <w:rPr>
           <w:rFonts w:ascii="Arial" w:cs="Arial" w:eastAsia="Arial" w:hAnsi="Arial"/>
         </w:rPr>
-        <w:t xml:space="preserve">In the custom-code condition, the agent could write and run code, use command-line programs, install software and retrieve external resources. In the Galaxy condition, the prompt added an execution policy: scientific computation had to run in Galaxy, local code was limited to orchestrating Galaxy, staging inputs and extracting the answer from Galaxy outputs, and the prompt specified history use, permitted tools, UDT rules and interface timeouts. Galaxy prompts were therefore longer than custom-code prompts on BixBench-Verified-50 (median 707 versus 366 words) and CompBioBench (938 versus 227), but not on the IWC-derived tasks (333 versus 344). Runtime environments and time limits also differed. CompBioBench Galaxy runs executed in containers and custom-code runs in a host conda environment; IWC runs had a 6-h or 12-h wall-clock limit depending on start time; CompBioBench custom-code prompts stated a 120-min budget; and no budget was recorded for the other runs (Supplementary Table 3). Agents in both conditions could reach the internet. Galaxy runs shared usegalaxy.org accounts, so agents could see other runs' histories (Supplementary Note 1). We therefore compare the conditions as deployed, not as an isolated effect of the workbench.</w:t>
+        <w:t xml:space="preserve">We ran every task in two execution conditions. In the custom-code condition, the agent could write and run code, use command-line programs, install software and retrieve external resources. In the Galaxy condition, the prompt added an execution policy: scientific computation had to run in Galaxy, local code was limited to orchestrating Galaxy, staging inputs and extracting the answer from Galaxy outputs, and the prompt specified history use, permitted tools, UDT rules and interface timeouts. Galaxy prompts were therefore longer than custom-code prompts on BixBench-Verified-50 (median 707 versus 366 words) and CompBioBench (938 versus 227), but not on the IWC-derived tasks (333 versus 344). Runtime environments and time limits also differed. CompBioBench Galaxy runs executed in containers and custom-code runs in a host conda environment; IWC runs had a 6-h or 12-h wall-clock limit depending on start time; CompBioBench custom-code prompts stated a 120-min budget; and no budget was recorded for the other runs (Supplementary Table 3). Agents in both conditions could reach the internet. Galaxy runs shared usegalaxy.org accounts, so agents could see other runs' histories (Supplementary Note 1). We therefore compare the conditions as deployed, not as an isolated effect of the workbench.</w:t>
       </w:r>
     </w:p>
     <w:p>
@@ -1016,7 +1056,7 @@
         <w:rPr>
           <w:rFonts w:ascii="Arial" w:cs="Arial" w:eastAsia="Arial" w:hAnsi="Arial"/>
         </w:rPr>
-        <w:t xml:space="preserve">Each benchmark kept its own endpoint, and scores were not pooled across benchmarks. Per-run scores are those displayed on the project's public results site (https://goeckslab.github.io/galaxy-agent-benchmark/); on 14 October 2026 every score and answer used here matched the site. Accuracy per benchmark, model and condition is in Supplementary Table 4. BixBench-Verified-50 runs were scored by the benchmark's verifiers </w:t>
+        <w:t xml:space="preserve">We kept each benchmark's own endpoint and did not pool scores across benchmarks. We used the per-run scores displayed on the project's public results site (https://goeckslab.github.io/galaxy-agent-benchmark/) and confirmed on 14 October 2026 that every score and answer used here matched the site. Accuracy per benchmark, model and condition is in Supplementary Table 4. BixBench-Verified-50 runs were scored by the benchmark's verifiers </w:t>
       </w:r>
       <w:r>
         <w:rPr>
@@ -1055,7 +1095,7 @@
         <w:rPr>
           <w:rFonts w:ascii="Arial" w:cs="Arial" w:eastAsia="Arial" w:hAnsi="Arial"/>
         </w:rPr>
-        <w:t xml:space="preserve">Every incorrect BixBench-Verified-50 run (151) was assigned one primary and, where present, one secondary cause from its execution trace, outputs and Galaxy history: an under-specified task or reference answer; a scorer that rejected a valid answer; no validation of the answer; wrong biological or statistical knowledge; a fault of Galaxy itself; or no answer submitted. Causes were assigned with AI assistance. An independent AI-assisted second rater agreed with the primary cause for 35 of 45 sampled runs (κ = 0.56). </w:t>
+        <w:t xml:space="preserve">We assigned each of the 151 incorrect BixBench-Verified-50 runs one primary cause and, where present, one secondary cause from its execution trace, outputs and Galaxy history: an under-specified task or reference answer; a scorer that rejected a valid answer; no validation of the answer; wrong biological or statistical knowledge; a fault of Galaxy itself; or no answer submitted. We assigned causes with AI assistance. An independent AI-assisted second rater agreed with the primary cause for 35 of 45 sampled runs (κ = 0.56). </w:t>
       </w:r>
       <w:r>
         <w:rPr>
@@ -1188,7 +1228,7 @@
           <w:rFonts w:ascii="Arial" w:cs="Arial" w:eastAsia="Arial" w:hAnsi="Arial"/>
           <w:vertAlign w:val="superscript"/>
         </w:rPr>
-        <w:t xml:space="preserve">13</w:t>
+        <w:t xml:space="preserve">14</w:t>
       </w:r>
       <w:r>
         <w:rPr>
@@ -1219,14 +1259,14 @@
         <w:rPr>
           <w:rFonts w:ascii="Arial" w:cs="Arial" w:eastAsia="Arial" w:hAnsi="Arial"/>
         </w:rPr>
-        <w:t xml:space="preserve">Differences are Galaxy minus custom code, computed per benchmark. Intervals are 95% percentile cluster-bootstrap intervals (20,000 resamples; seed 20261002)</w:t>
+        <w:t xml:space="preserve">We computed differences as Galaxy minus custom code for each benchmark. Intervals are 95% percentile cluster-bootstrap intervals (20,000 resamples; seed 20261002)</w:t>
       </w:r>
       <w:r>
         <w:rPr>
           <w:rFonts w:ascii="Arial" w:cs="Arial" w:eastAsia="Arial" w:hAnsi="Arial"/>
           <w:vertAlign w:val="superscript"/>
         </w:rPr>
-        <w:t xml:space="preserve">14</w:t>
+        <w:t xml:space="preserve">15</w:t>
       </w:r>
       <w:r>
         <w:rPr>
@@ -1253,7 +1293,7 @@
           <w:rFonts w:ascii="Arial" w:cs="Arial" w:eastAsia="Arial" w:hAnsi="Arial"/>
           <w:vertAlign w:val="superscript"/>
         </w:rPr>
-        <w:t xml:space="preserve">15</w:t>
+        <w:t xml:space="preserve">16</w:t>
       </w:r>
       <w:r>
         <w:rPr>
@@ -1298,7 +1338,7 @@
         <w:rPr>
           <w:rFonts w:ascii="Arial" w:cs="Arial" w:eastAsia="Arial" w:hAnsi="Arial"/>
         </w:rPr>
-        <w:t xml:space="preserve">AI coding assistants were used to write analysis and figure code and to draft and edit the text; every number was computed by archived scripts and checked against the source tables. </w:t>
+        <w:t xml:space="preserve">AI coding assistants were used during this study to assist with analysis and figure code and with drafting and editing the text </w:t>
       </w:r>
       <w:r>
         <w:rPr>
@@ -1306,13 +1346,27 @@
           <w:highlight w:val="yellow"/>
           <w:highlightCs w:val="yellow"/>
         </w:rPr>
-        <w:t xml:space="preserve">[Authors: name the assistants, versions and dates, and describe the human verification]</w:t>
-      </w:r>
-      <w:r>
-        <w:rPr>
-          <w:rFonts w:ascii="Arial" w:cs="Arial" w:eastAsia="Arial" w:hAnsi="Arial"/>
-        </w:rPr>
-        <w:t xml:space="preserve">. The agents evaluated in this study are its subject and did not contribute to the analysis or the writing.</w:t>
+        <w:t xml:space="preserve">[Authors: name the assistants, models and versions]</w:t>
+      </w:r>
+      <w:r>
+        <w:rPr>
+          <w:rFonts w:ascii="Arial" w:cs="Arial" w:eastAsia="Arial" w:hAnsi="Arial"/>
+        </w:rPr>
+        <w:t xml:space="preserve">. Every number in the paper was computed by archived scripts and checked against the source tables. </w:t>
+      </w:r>
+      <w:r>
+        <w:rPr>
+          <w:rFonts w:ascii="Arial" w:cs="Arial" w:eastAsia="Arial" w:hAnsi="Arial"/>
+          <w:highlight w:val="yellow"/>
+          <w:highlightCs w:val="yellow"/>
+        </w:rPr>
+        <w:t xml:space="preserve">[Authors: confirm or edit: The authors determined the study design, performed and validated the reported analyses, interpreted the results, and reviewed and verified all AI-assisted outputs.]</w:t>
+      </w:r>
+      <w:r>
+        <w:rPr>
+          <w:rFonts w:ascii="Arial" w:cs="Arial" w:eastAsia="Arial" w:hAnsi="Arial"/>
+        </w:rPr>
+        <w:t xml:space="preserve"> The agents evaluated in this study are its subject and did not contribute to the analysis or the writing.</w:t>
       </w:r>
     </w:p>
     <w:p>
@@ -1443,7 +1497,7 @@
         <w:rPr>
           <w:rFonts w:ascii="Arial" w:cs="Arial" w:eastAsia="Arial" w:hAnsi="Arial"/>
         </w:rPr>
-        <w:t xml:space="preserve">. The Galaxy MCP server and agent skills are at </w:t>
+        <w:t xml:space="preserve">. The Galaxy MCP servers and agent skills are at </w:t>
       </w:r>
       <w:r>
         <w:rPr>
@@ -1492,7 +1546,7 @@
         <w:rPr>
           <w:rFonts w:ascii="Arial" w:cs="Arial" w:eastAsia="Arial" w:hAnsi="Arial"/>
         </w:rPr>
-        <w:t xml:space="preserve">Blankenberg, D. et al. Dissemination of scientific software with Galaxy ToolShed. </w:t>
+        <w:t xml:space="preserve">Sloggett, C., Goonasekera, N. &amp; Afgan, E. BioBlend: automating pipeline analyses within Galaxy and CloudMan. </w:t>
       </w:r>
       <w:r>
         <w:rPr>
@@ -1500,7 +1554,7 @@
           <w:i/>
           <w:iCs/>
         </w:rPr>
-        <w:t xml:space="preserve">Genome Biol.</w:t>
+        <w:t xml:space="preserve">Bioinformatics</w:t>
       </w:r>
       <w:r>
         <w:rPr>
@@ -1514,13 +1568,13 @@
           <w:b/>
           <w:bCs/>
         </w:rPr>
-        <w:t xml:space="preserve">15</w:t>
-      </w:r>
-      <w:r>
-        <w:rPr>
-          <w:rFonts w:ascii="Arial" w:cs="Arial" w:eastAsia="Arial" w:hAnsi="Arial"/>
-        </w:rPr>
-        <w:t xml:space="preserve">, 403 (2014).</w:t>
+        <w:t xml:space="preserve">29</w:t>
+      </w:r>
+      <w:r>
+        <w:rPr>
+          <w:rFonts w:ascii="Arial" w:cs="Arial" w:eastAsia="Arial" w:hAnsi="Arial"/>
+        </w:rPr>
+        <w:t xml:space="preserve">, 1685–1686 (2013).</w:t>
       </w:r>
     </w:p>
     <w:p>
@@ -1541,7 +1595,7 @@
         <w:rPr>
           <w:rFonts w:ascii="Arial" w:cs="Arial" w:eastAsia="Arial" w:hAnsi="Arial"/>
         </w:rPr>
-        <w:t xml:space="preserve">Kapoor, S. &amp; Narayanan, A. Leakage and the reproducibility crisis in machine-learning-based science. </w:t>
+        <w:t xml:space="preserve">Blankenberg, D. et al. Dissemination of scientific software with Galaxy ToolShed. </w:t>
       </w:r>
       <w:r>
         <w:rPr>
@@ -1549,7 +1603,7 @@
           <w:i/>
           <w:iCs/>
         </w:rPr>
-        <w:t xml:space="preserve">Patterns</w:t>
+        <w:t xml:space="preserve">Genome Biol.</w:t>
       </w:r>
       <w:r>
         <w:rPr>
@@ -1563,13 +1617,13 @@
           <w:b/>
           <w:bCs/>
         </w:rPr>
-        <w:t xml:space="preserve">4</w:t>
-      </w:r>
-      <w:r>
-        <w:rPr>
-          <w:rFonts w:ascii="Arial" w:cs="Arial" w:eastAsia="Arial" w:hAnsi="Arial"/>
-        </w:rPr>
-        <w:t xml:space="preserve">, 100804 (2023).</w:t>
+        <w:t xml:space="preserve">15</w:t>
+      </w:r>
+      <w:r>
+        <w:rPr>
+          <w:rFonts w:ascii="Arial" w:cs="Arial" w:eastAsia="Arial" w:hAnsi="Arial"/>
+        </w:rPr>
+        <w:t xml:space="preserve">, 403 (2014).</w:t>
       </w:r>
     </w:p>
     <w:p>
@@ -1590,7 +1644,7 @@
         <w:rPr>
           <w:rFonts w:ascii="Arial" w:cs="Arial" w:eastAsia="Arial" w:hAnsi="Arial"/>
         </w:rPr>
-        <w:t xml:space="preserve">Davison, A. C. &amp; Hinkley, D. V. </w:t>
+        <w:t xml:space="preserve">Kapoor, S. &amp; Narayanan, A. Leakage and the reproducibility crisis in machine-learning-based science. </w:t>
       </w:r>
       <w:r>
         <w:rPr>
@@ -1598,13 +1652,27 @@
           <w:i/>
           <w:iCs/>
         </w:rPr>
-        <w:t xml:space="preserve">Bootstrap Methods and their Application</w:t>
-      </w:r>
-      <w:r>
-        <w:rPr>
-          <w:rFonts w:ascii="Arial" w:cs="Arial" w:eastAsia="Arial" w:hAnsi="Arial"/>
-        </w:rPr>
-        <w:t xml:space="preserve"> (Cambridge Univ. Press, 1997).</w:t>
+        <w:t xml:space="preserve">Patterns</w:t>
+      </w:r>
+      <w:r>
+        <w:rPr>
+          <w:rFonts w:ascii="Arial" w:cs="Arial" w:eastAsia="Arial" w:hAnsi="Arial"/>
+        </w:rPr>
+        <w:t xml:space="preserve"> </w:t>
+      </w:r>
+      <w:r>
+        <w:rPr>
+          <w:rFonts w:ascii="Arial" w:cs="Arial" w:eastAsia="Arial" w:hAnsi="Arial"/>
+          <w:b/>
+          <w:bCs/>
+        </w:rPr>
+        <w:t xml:space="preserve">4</w:t>
+      </w:r>
+      <w:r>
+        <w:rPr>
+          <w:rFonts w:ascii="Arial" w:cs="Arial" w:eastAsia="Arial" w:hAnsi="Arial"/>
+        </w:rPr>
+        <w:t xml:space="preserve">, 100804 (2023).</w:t>
       </w:r>
     </w:p>
     <w:p>
@@ -1620,6 +1688,41 @@
           <w:rFonts w:ascii="Arial" w:cs="Arial" w:eastAsia="Arial" w:hAnsi="Arial"/>
         </w:rPr>
         <w:t xml:space="preserve">15.	</w:t>
+      </w:r>
+      <w:r>
+        <w:rPr>
+          <w:rFonts w:ascii="Arial" w:cs="Arial" w:eastAsia="Arial" w:hAnsi="Arial"/>
+        </w:rPr>
+        <w:t xml:space="preserve">Davison, A. C. &amp; Hinkley, D. V. </w:t>
+      </w:r>
+      <w:r>
+        <w:rPr>
+          <w:rFonts w:ascii="Arial" w:cs="Arial" w:eastAsia="Arial" w:hAnsi="Arial"/>
+          <w:i/>
+          <w:iCs/>
+        </w:rPr>
+        <w:t xml:space="preserve">Bootstrap Methods and their Application</w:t>
+      </w:r>
+      <w:r>
+        <w:rPr>
+          <w:rFonts w:ascii="Arial" w:cs="Arial" w:eastAsia="Arial" w:hAnsi="Arial"/>
+        </w:rPr>
+        <w:t xml:space="preserve"> (Cambridge Univ. Press, 1997).</w:t>
+      </w:r>
+    </w:p>
+    <w:p>
+      <w:pPr>
+        <w:tabs>
+          <w:tab w:val="left" w:pos="432"/>
+        </w:tabs>
+        <w:spacing w:after="0" w:line="480"/>
+        <w:ind w:left="432" w:hanging="432"/>
+      </w:pPr>
+      <w:r>
+        <w:rPr>
+          <w:rFonts w:ascii="Arial" w:cs="Arial" w:eastAsia="Arial" w:hAnsi="Arial"/>
+        </w:rPr>
+        <w:t xml:space="preserve">16.	</w:t>
       </w:r>
       <w:r>
         <w:rPr>
@@ -1857,7 +1960,7 @@
         <w:rPr>
           <w:rFonts w:ascii="Arial" w:cs="Arial" w:eastAsia="Arial" w:hAnsi="Arial"/>
         </w:rPr>
-        <w:t xml:space="preserve">, Study design: four model configurations in the Codex agent harness attempted each of 160 tasks three times with Galaxy (Galaxy jobs through the Galaxy MCP server) and with custom code. </w:t>
+        <w:t xml:space="preserve">, Study design: each of four model configurations attempted each of 160 tasks three times with Galaxy and with custom code. </w:t>
       </w:r>
       <w:r>
         <w:rPr>
@@ -2043,7 +2146,7 @@
           <wp:inline distT="0" distB="0" distL="0" distR="0">
             <wp:extent cx="5724525" cy="2286000"/>
             <wp:effectExtent t="0" r="0" b="0" l="0"/>
-            <wp:docPr id="1" name="Fig2_300dpi.png" descr="Fig. 2 | Why runs failed, what Galaxy recorded and what it cost." title="Fig. 2 | Why runs failed, what Galaxy recorded and what it cost."/>
+            <wp:docPr id="1" name="Fig2_300dpi.png" descr="Fig. 2 | Most failures came from the benchmark, Galaxy recorded every analysis step, and interface changes reduced Galaxy's token use." title="Fig. 2 | Most failures came from the benchmark, Galaxy recorded every analysis step, and interface changes reduced Galaxy's token use."/>
             <wp:cNvGraphicFramePr>
               <a:graphicFrameLocks xmlns:a="http://schemas.openxmlformats.org/drawingml/2006/main" noChangeAspect="1"/>
             </wp:cNvGraphicFramePr>
@@ -2089,7 +2192,7 @@
           <w:b/>
           <w:bCs/>
         </w:rPr>
-        <w:t xml:space="preserve">Fig. 2 | Why runs failed, what Galaxy recorded and what it cost.</w:t>
+        <w:t xml:space="preserve">Fig. 2 | Most failures came from the benchmark, Galaxy recorded every analysis step, and interface changes reduced Galaxy's token use.</w:t>
       </w:r>
       <w:r>
         <w:rPr>

--- a/manuscript/manuscript_narrative/original_layout/Galaxy_agents_original_layout_manuscript.docx
+++ b/manuscript/manuscript_narrative/original_layout/Galaxy_agents_original_layout_manuscript.docx
@@ -85,7 +85,7 @@
           <w:sz w:val="20"/>
           <w:szCs w:val="20"/>
         </w:rPr>
-        <w:t xml:space="preserve">Word counts: abstract 69; main text 1005; figure legends 298; main-text references 224 (11 references); total 1596. Methods 2383 (5 further references). Display items: 2 figures. Supplementary Information: 11 Supplementary Figures, 6 Supplementary Tables and 3 Supplementary Notes; Supplementary Data 1 and 2; Source Data for Figs. 1 and 2.</w:t>
+        <w:t xml:space="preserve">Word counts: abstract 69; main text 1007; figure legends 271; main-text references 224 (11 references); total 1571. Methods 2383 (5 further references). Display items: 2 figures. Supplementary Information: 11 Supplementary Figures, 6 Supplementary Tables and 3 Supplementary Notes; Supplementary Data 1 and 2; Source Data for Figs. 1 and 2.</w:t>
       </w:r>
     </w:p>
     <w:p>
@@ -286,7 +286,7 @@
         <w:rPr>
           <w:rFonts w:ascii="Arial" w:cs="Arial" w:eastAsia="Arial" w:hAnsi="Arial"/>
         </w:rPr>
-        <w:t xml:space="preserve">Next, we asked why runs failed. An audit of the execution traces of all 151 incorrect BixBench-Verified-50 runs found that Galaxy itself caused 3 failures (Fig. 2a). Most failures, 107 (71%), came from the benchmark: an under-specified task or reference answer (94) or a scorer that rejected a valid answer (13). The agent caused 37, and 4 runs submitted no answer. The two main causes were linked, because in 74 of the 94 under-specified runs the agent also did not validate its answer. Under-specification was systematic: 85 of the 94 runs were in replicate groups in which all three runs were wrong. In contrast, missing validation, the main agent-side cause, was largely random: 16 of its 32 cases occurred in groups whose other two replicates were correct. Notably, at least one replicate was correct in 85–94% of replicate groups, yet a majority vote added at most 2.3 points (Supplementary Fig. 4 and Supplementary Table 1). Thus, a validation step that selects a correct replicate could recover more errors than voting.</w:t>
+        <w:t xml:space="preserve">Next, we asked why runs failed. An audit of the execution traces of all 151 incorrect BixBench-Verified-50 runs found that Galaxy itself caused 3 failures (Fig. 2a). Most failures, 107 (71%), came from the benchmark: an under-specified task or reference answer (94) or a scorer that rejected a valid answer (13). The agent caused 37, and 4 runs submitted no answer. The two main causes were linked, because in 74 of the 94 under-specified runs the agent also did not validate its answer. Under-specification was systematic: 85 of the 94 runs were in replicate groups in which all three runs were wrong. In contrast, missing validation, the main agent-side cause, was largely random: 16 of its 32 cases occurred in groups whose other two replicates were correct. Notably, at least one replicate was correct in 85–94% of replicate groups, yet a majority vote added at most 2.3 points (Fig. 2b, Supplementary Fig. 4 and Supplementary Table 1). Thus, a validation step that selects a correct replicate could recover more errors than voting.</w:t>
       </w:r>
     </w:p>
     <w:p>
@@ -298,7 +298,7 @@
         <w:rPr>
           <w:rFonts w:ascii="Arial" w:cs="Arial" w:eastAsia="Arial" w:hAnsi="Arial"/>
         </w:rPr>
-        <w:t xml:space="preserve">Galaxy also recorded each analysis in a structured form that can be audited (Fig. 2b and Supplementary Fig. 5). All 37,498 analysis steps in Galaxy runs recorded the tool and its version, the parameters and the output datasets, and the Galaxy history was retrieved for 1,871 of 1,908 runs. In contrast, custom-code runs retained the 55,380 commands that they ran but no structured record of software versions, parameters or outputs. This record came at a cost: across the main runs, Galaxy used 4.2, 2.7 and 0.92 times the tokens of custom code on BixBench-Verified-50, CompBioBench and the IWC-derived tasks (Supplementary Table 2 and Supplementary Fig. 6). Agent traces showed that, in the first-round GPT-5.5 batch, Galaxy runs took 2.66 times as many steps as custom-code runs, and each step reread 2.2 times as much context (Methods). Treating the agents as virtual users, we changed the interface to reduce these overheads and reran BixBench-Verified-50 (Fig. 2c). Combining job submission, waiting and checking into one MCP call, among other changes, reduced Galaxy tokens by 55.2% (95% CI 44.9–62.8%) with GPT-5.5. Compact replies and longer waits between checks reduced them by a further 55.6% (46.4–63.0%) with GPT-5.6 Sol, to 1.53 times custom code, while 137 of 150 runs remained correct (136 before). Thus, much of Galaxy's token cost came from its interface, and agent traces showed how to reduce it.</w:t>
+        <w:t xml:space="preserve">Galaxy also recorded each analysis in a structured form that can be audited (Fig. 2c and Supplementary Fig. 5). All 37,498 analysis steps in Galaxy runs recorded the tool and its version, the parameters and the output datasets, and the Galaxy history was retrieved for 1,871 of 1,908 runs. In contrast, custom-code runs retained the 55,380 commands that they ran but no structured record of software versions, parameters or outputs. This record came at a cost: across the main runs, Galaxy used 4.2, 2.7 and 0.92 times the tokens of custom code on BixBench-Verified-50, CompBioBench and the IWC-derived tasks (Supplementary Table 2 and Supplementary Fig. 6). Agent traces showed that, in the first-round GPT-5.5 batch, Galaxy runs took 2.66 times as many steps as custom-code runs, and each step reread 2.2 times as much context (Methods). Treating the agents as virtual users, we changed the interface to reduce these overheads and reran BixBench-Verified-50 (Fig. 2d). Combining job submission, waiting and checking into one MCP call, among other changes, reduced Galaxy tokens by 55.2% (95% CI 44.9–62.8%) with GPT-5.5. Compact replies and longer waits between checks reduced them by a further 55.6% (46.4–63.0%) with GPT-5.6 Sol, to 1.53 times custom code, while 137 of 150 runs remained correct (136 before). Thus, much of Galaxy's token cost came from its interface, and agent traces showed how to reduce it.</w:t>
       </w:r>
     </w:p>
     <w:p>
@@ -1416,7 +1416,7 @@
         <w:rPr>
           <w:rFonts w:ascii="Arial" w:cs="Arial" w:eastAsia="Arial" w:hAnsi="Arial"/>
         </w:rPr>
-        <w:t xml:space="preserve">Supplementary Data 2 lists every run with links to its agent trace, its page on the results site (https://goeckslab.github.io/galaxy-agent-benchmark/) and, for Galaxy runs, its usegalaxy.org history: the 3,840 primary runs, the 77 runs replaced by reruns and the 450 interface-round runs of Fig. 2c. The agent traces of both conditions, with prompts, submitted answers, token usage and evaluation records, are in the Hugging Face dataset goeckslab/galaxy-agent-benchmark-run-traces </w:t>
+        <w:t xml:space="preserve">Supplementary Data 2 lists every run with links to its agent trace, its page on the results site (https://goeckslab.github.io/galaxy-agent-benchmark/) and, for Galaxy runs, its usegalaxy.org history: the 3,840 primary runs, the 77 runs replaced by reruns and the 450 interface-round runs of Fig. 2d. The agent traces of both conditions, with prompts, submitted answers, token usage and evaluation records, are in the Hugging Face dataset goeckslab/galaxy-agent-benchmark-run-traces </w:t>
       </w:r>
       <w:r>
         <w:rPr>
@@ -1960,7 +1960,7 @@
         <w:rPr>
           <w:rFonts w:ascii="Arial" w:cs="Arial" w:eastAsia="Arial" w:hAnsi="Arial"/>
         </w:rPr>
-        <w:t xml:space="preserve">, Study design: each of four model configurations attempted each of 160 tasks three times with Galaxy and with custom code. </w:t>
+        <w:t xml:space="preserve">, Study design: four model configurations attempted each of 160 tasks three times in each condition. </w:t>
       </w:r>
       <w:r>
         <w:rPr>
@@ -1988,7 +1988,7 @@
         <w:rPr>
           <w:rFonts w:ascii="Arial" w:cs="Arial" w:eastAsia="Arial" w:hAnsi="Arial"/>
         </w:rPr>
-        <w:t xml:space="preserve">, Galaxy minus custom code for each model (open circles) and for the four models pooled (filled diamonds) on BixBench-Verified-50 (</w:t>
+        <w:t xml:space="preserve">, Galaxy minus custom code for each model (open circles) and pooled (filled diamonds) on BixBench-Verified-50 (</w:t>
       </w:r>
       <w:r>
         <w:rPr>
@@ -2016,7 +2016,7 @@
         <w:rPr>
           <w:rFonts w:ascii="Arial" w:cs="Arial" w:eastAsia="Arial" w:hAnsi="Arial"/>
         </w:rPr>
-        <w:t xml:space="preserve">; runs agreeing with the answer key) and the IWC-derived tasks (</w:t>
+        <w:t xml:space="preserve">; agreement with the answer key) and the IWC-derived tasks (</w:t>
       </w:r>
       <w:r>
         <w:rPr>
@@ -2030,35 +2030,7 @@
         <w:rPr>
           <w:rFonts w:ascii="Arial" w:cs="Arial" w:eastAsia="Arial" w:hAnsi="Arial"/>
         </w:rPr>
-        <w:t xml:space="preserve">; mean output agreement); condition means are given above each panel. Grey bands in </w:t>
-      </w:r>
-      <w:r>
-        <w:rPr>
-          <w:rFonts w:ascii="Arial" w:cs="Arial" w:eastAsia="Arial" w:hAnsi="Arial"/>
-          <w:b/>
-          <w:bCs/>
-        </w:rPr>
-        <w:t xml:space="preserve">b</w:t>
-      </w:r>
-      <w:r>
-        <w:rPr>
-          <w:rFonts w:ascii="Arial" w:cs="Arial" w:eastAsia="Arial" w:hAnsi="Arial"/>
-        </w:rPr>
-        <w:t xml:space="preserve"> and </w:t>
-      </w:r>
-      <w:r>
-        <w:rPr>
-          <w:rFonts w:ascii="Arial" w:cs="Arial" w:eastAsia="Arial" w:hAnsi="Arial"/>
-          <w:b/>
-          <w:bCs/>
-        </w:rPr>
-        <w:t xml:space="preserve">c</w:t>
-      </w:r>
-      <w:r>
-        <w:rPr>
-          <w:rFonts w:ascii="Arial" w:cs="Arial" w:eastAsia="Arial" w:hAnsi="Arial"/>
-        </w:rPr>
-        <w:t xml:space="preserve"> mark ±5 percentage points. Error bars, 95% cluster-bootstrap CIs (20,000 resamples; clusters are BixBench source capsules or tasks); </w:t>
+        <w:t xml:space="preserve">; mean output agreement); condition values above each panel. Grey bands, ±5 percentage points. Error bars, 95% cluster-bootstrap CIs (clusters: BixBench source capsules or tasks); </w:t>
       </w:r>
       <w:r>
         <w:rPr>
@@ -2114,7 +2086,7 @@
         <w:rPr>
           <w:rFonts w:ascii="Arial" w:cs="Arial" w:eastAsia="Arial" w:hAnsi="Arial"/>
         </w:rPr>
-        <w:t xml:space="preserve">) runs per model and condition. With ten IWC-derived tasks the bootstrap interval is too narrow; the exact paired </w:t>
+        <w:t xml:space="preserve">) runs per model and condition. With ten IWC-derived tasks the interval is too narrow; the exact paired </w:t>
       </w:r>
       <w:r>
         <w:rPr>
@@ -2128,7 +2100,7 @@
         <w:rPr>
           <w:rFonts w:ascii="Arial" w:cs="Arial" w:eastAsia="Arial" w:hAnsi="Arial"/>
         </w:rPr>
-        <w:t xml:space="preserve"> for the pooled difference is 0.055.</w:t>
+        <w:t xml:space="preserve"> of the pooled difference is 0.055.</w:t>
       </w:r>
     </w:p>
     <w:p>
@@ -2144,9 +2116,9 @@
       <w:r>
         <w:drawing>
           <wp:inline distT="0" distB="0" distL="0" distR="0">
-            <wp:extent cx="5724525" cy="2286000"/>
+            <wp:extent cx="5724525" cy="4067175"/>
             <wp:effectExtent t="0" r="0" b="0" l="0"/>
-            <wp:docPr id="1" name="Fig2_300dpi.png" descr="Fig. 2 | Most failures came from the benchmark, Galaxy recorded every analysis step, and interface changes reduced Galaxy's token use." title="Fig. 2 | Most failures came from the benchmark, Galaxy recorded every analysis step, and interface changes reduced Galaxy's token use."/>
+            <wp:docPr id="1" name="Fig2_300dpi.png" descr="Fig. 2 | Most errors came from the benchmark, voting recovered few of them, and interface changes reduced Galaxy's token use." title="Fig. 2 | Most errors came from the benchmark, voting recovered few of them, and interface changes reduced Galaxy's token use."/>
             <wp:cNvGraphicFramePr>
               <a:graphicFrameLocks xmlns:a="http://schemas.openxmlformats.org/drawingml/2006/main" noChangeAspect="1"/>
             </wp:cNvGraphicFramePr>
@@ -2169,7 +2141,7 @@
                   <pic:spPr bwMode="auto">
                     <a:xfrm>
                       <a:off x="0" y="0"/>
-                      <a:ext cx="5724525" cy="2286000"/>
+                      <a:ext cx="5724525" cy="4067175"/>
                     </a:xfrm>
                     <a:prstGeom prst="rect">
                       <a:avLst/>
@@ -2192,7 +2164,7 @@
           <w:b/>
           <w:bCs/>
         </w:rPr>
-        <w:t xml:space="preserve">Fig. 2 | Most failures came from the benchmark, Galaxy recorded every analysis step, and interface changes reduced Galaxy's token use.</w:t>
+        <w:t xml:space="preserve">Fig. 2 | Most errors came from the benchmark, voting recovered few of them, and interface changes reduced Galaxy's token use.</w:t>
       </w:r>
       <w:r>
         <w:rPr>
@@ -2212,7 +2184,7 @@
         <w:rPr>
           <w:rFonts w:ascii="Arial" w:cs="Arial" w:eastAsia="Arial" w:hAnsi="Arial"/>
         </w:rPr>
-        <w:t xml:space="preserve">, Primary causes of the 151 incorrect BixBench-Verified-50 runs (both conditions), assigned from execution traces, by the number of correct sibling replicates (the other two runs of the same task, model and condition). </w:t>
+        <w:t xml:space="preserve">, Primary causes of the 151 incorrect BixBench-Verified-50 runs (both conditions), from execution traces, by the number of correct sibling replicates (the other two runs of the same task, model and condition). </w:t>
       </w:r>
       <w:r>
         <w:rPr>
@@ -2226,35 +2198,7 @@
         <w:rPr>
           <w:rFonts w:ascii="Arial" w:cs="Arial" w:eastAsia="Arial" w:hAnsi="Arial"/>
         </w:rPr>
-        <w:t xml:space="preserve">, Percentage of analysis steps for which the archive retains each element: Galaxy jobs (</w:t>
-      </w:r>
-      <w:r>
-        <w:rPr>
-          <w:rFonts w:ascii="Arial" w:cs="Arial" w:eastAsia="Arial" w:hAnsi="Arial"/>
-          <w:i/>
-          <w:iCs/>
-        </w:rPr>
-        <w:t xml:space="preserve">n</w:t>
-      </w:r>
-      <w:r>
-        <w:rPr>
-          <w:rFonts w:ascii="Arial" w:cs="Arial" w:eastAsia="Arial" w:hAnsi="Arial"/>
-        </w:rPr>
-        <w:t xml:space="preserve"> = 37,498 steps) and custom-code analysis commands (</w:t>
-      </w:r>
-      <w:r>
-        <w:rPr>
-          <w:rFonts w:ascii="Arial" w:cs="Arial" w:eastAsia="Arial" w:hAnsi="Arial"/>
-          <w:i/>
-          <w:iCs/>
-        </w:rPr>
-        <w:t xml:space="preserve">n</w:t>
-      </w:r>
-      <w:r>
-        <w:rPr>
-          <w:rFonts w:ascii="Arial" w:cs="Arial" w:eastAsia="Arial" w:hAnsi="Arial"/>
-        </w:rPr>
-        <w:t xml:space="preserve"> = 55,380 steps). </w:t>
+        <w:t xml:space="preserve">, Accuracy of a single run, a majority of 3 replicates, a majority of all 12 runs of a task and at least 1 of 3 correct (the ceiling for selecting a correct replicate), four models pooled; IWC-derived runs are correct at output agreement ≥ 0.99. A vote on the submitted answers is in Supplementary Table 1. </w:t>
       </w:r>
       <w:r>
         <w:rPr>
@@ -2268,7 +2212,21 @@
         <w:rPr>
           <w:rFonts w:ascii="Arial" w:cs="Arial" w:eastAsia="Arial" w:hAnsi="Arial"/>
         </w:rPr>
-        <w:t xml:space="preserve">, Tokens (input including cached context, plus output) per complete 50-task BixBench-Verified-50 run for custom code (vermillion) and Galaxy (blue), across rounds of interface changes with GPT-5.5 (July 2026) and GPT-5.6 Sol (October 2026). Numbers above bars, Galaxy ÷ custom code; numbers in bars, Galaxy runs correct. Brackets, change in Galaxy tokens from the first to the last stage (paired by task; 95% cluster-bootstrap CIs). Round 3 without longer waits was run once over the 50 tasks; the other stages have three runs per task.</w:t>
+        <w:t xml:space="preserve">, One analysis step as recorded by the Galaxy job and by the custom-code trace; both runs answered correctly. </w:t>
+      </w:r>
+      <w:r>
+        <w:rPr>
+          <w:rFonts w:ascii="Arial" w:cs="Arial" w:eastAsia="Arial" w:hAnsi="Arial"/>
+          <w:b/>
+          <w:bCs/>
+        </w:rPr>
+        <w:t xml:space="preserve">d</w:t>
+      </w:r>
+      <w:r>
+        <w:rPr>
+          <w:rFonts w:ascii="Arial" w:cs="Arial" w:eastAsia="Arial" w:hAnsi="Arial"/>
+        </w:rPr>
+        <w:t xml:space="preserve">, Galaxy ÷ custom-code tokens per 50-task BixBench-Verified-50 run across interface rounds, with the percentage of Galaxy runs correct. Error bars, 95% cluster-bootstrap CIs; open circle, a single replicate.</w:t>
       </w:r>
     </w:p>
     <w:sectPr>
